--- a/test_input_已格式化.docx
+++ b/test_input_已格式化.docx
@@ -914,7 +914,10 @@
         <w:color w:val="000000"/>
         <w:sz w:val="21"/>
       </w:rPr>
-      <w:t>1</w:t>
+      <w:fldChar w:fldCharType="begin"/>
+      <w:instrText> PAGE </w:instrText>
+      <w:fldChar w:fldCharType="separate"/>
+      <w:fldChar w:fldCharType="end"/>
     </w:r>
   </w:p>
 </w:ftr>
